--- a/project-final-report.docx
+++ b/project-final-report.docx
@@ -5,75 +5,116 @@
     <w:p/>
     <w:p/>
     <w:p/>
-    <w:p/>
-    <w:p/>
-    <w:p/>
-    <w:p>
-      <w:pPr>
+    <w:p>
+      <w:pPr>
+        <w:spacing w:after="200" w:before="0"/>
         <w:jc w:val="center"/>
       </w:pPr>
       <w:r>
         <w:rPr>
           <w:rFonts w:ascii="Times New Roman" w:hAnsi="Times New Roman"/>
           <w:b/>
-          <w:sz w:val="36"/>
-        </w:rPr>
-        <w:t>FINAL YEAR PROJECT REPORT</w:t>
-      </w:r>
-    </w:p>
-    <w:p/>
-    <w:p>
-      <w:pPr>
+          <w:i w:val="0"/>
+          <w:sz w:val="32"/>
+          <w:u w:val="none"/>
+        </w:rPr>
+        <w:t>Taktill POS: A Cloud-Native Point-of-Sale System for Retail Businesses</w:t>
+      </w:r>
+    </w:p>
+    <w:p>
+      <w:pPr>
+        <w:spacing w:after="120" w:before="0"/>
         <w:jc w:val="center"/>
       </w:pPr>
       <w:r>
         <w:rPr>
           <w:rFonts w:ascii="Times New Roman" w:hAnsi="Times New Roman"/>
           <w:b/>
-          <w:sz w:val="52"/>
-        </w:rPr>
-        <w:t>Taktill POS</w:t>
-      </w:r>
-    </w:p>
-    <w:p>
-      <w:pPr>
+          <w:i w:val="0"/>
+          <w:sz w:val="26"/>
+          <w:u w:val="none"/>
+        </w:rPr>
+        <w:t>A PROJECT REPORT</w:t>
+      </w:r>
+    </w:p>
+    <w:p>
+      <w:pPr>
+        <w:spacing w:after="80" w:before="0"/>
         <w:jc w:val="center"/>
       </w:pPr>
       <w:r>
         <w:rPr>
           <w:rFonts w:ascii="Times New Roman" w:hAnsi="Times New Roman"/>
+          <w:b/>
+          <w:i w:val="0"/>
+          <w:sz w:val="24"/>
+          <w:u w:val="none"/>
+        </w:rPr>
+        <w:t>Submitted by</w:t>
+      </w:r>
+    </w:p>
+    <w:p>
+      <w:pPr>
+        <w:spacing w:after="200" w:before="0"/>
+        <w:jc w:val="center"/>
+      </w:pPr>
+      <w:r>
+        <w:rPr>
+          <w:rFonts w:ascii="Times New Roman" w:hAnsi="Times New Roman"/>
+          <w:b/>
+          <w:i w:val="0"/>
+          <w:sz w:val="24"/>
+          <w:u w:val="none"/>
+        </w:rPr>
+        <w:t>[STUDENT NAME(S) / REGISTRATION NUMBER]</w:t>
+      </w:r>
+    </w:p>
+    <w:p>
+      <w:pPr>
+        <w:spacing w:after="80" w:before="0"/>
+        <w:jc w:val="center"/>
+      </w:pPr>
+      <w:r>
+        <w:rPr>
+          <w:rFonts w:ascii="Times New Roman" w:hAnsi="Times New Roman"/>
+          <w:b/>
           <w:i/>
-          <w:sz w:val="28"/>
-        </w:rPr>
-        <w:t>A Cloud-Native Point-of-Sale System for Retail Businesses</w:t>
-      </w:r>
-    </w:p>
-    <w:p/>
-    <w:p/>
-    <w:p/>
-    <w:p>
-      <w:pPr>
+          <w:sz w:val="24"/>
+          <w:u w:val="none"/>
+        </w:rPr>
+        <w:t>in partial fulfillment for the award of degree of</w:t>
+      </w:r>
+    </w:p>
+    <w:p>
+      <w:pPr>
+        <w:spacing w:after="40" w:before="0"/>
         <w:jc w:val="center"/>
       </w:pPr>
       <w:r>
         <w:rPr>
           <w:rFonts w:ascii="Times New Roman" w:hAnsi="Times New Roman"/>
-          <w:sz w:val="24"/>
-        </w:rPr>
-        <w:t>Full Unit  •  Final Report</w:t>
-      </w:r>
-    </w:p>
-    <w:p/>
-    <w:p>
-      <w:pPr>
+          <w:b/>
+          <w:i w:val="0"/>
+          <w:sz w:val="26"/>
+          <w:u w:val="none"/>
+        </w:rPr>
+        <w:t>BACHELOR OF SCIENCE IN</w:t>
+      </w:r>
+    </w:p>
+    <w:p>
+      <w:pPr>
+        <w:spacing w:after="160" w:before="0"/>
         <w:jc w:val="center"/>
       </w:pPr>
       <w:r>
         <w:rPr>
           <w:rFonts w:ascii="Times New Roman" w:hAnsi="Times New Roman"/>
-          <w:sz w:val="24"/>
-        </w:rPr>
-        <w:t>Student: [Student's First and Last Name]</w:t>
+          <w:b/>
+          <w:i w:val="0"/>
+          <w:sz w:val="26"/>
+          <w:u w:val="none"/>
+        </w:rPr>
+        <w:t>[DEGREE PROGRAMME]</w:t>
       </w:r>
     </w:p>
     <w:p>
@@ -81,89 +122,276 @@
         <w:jc w:val="center"/>
       </w:pPr>
       <w:r>
-        <w:rPr>
-          <w:rFonts w:ascii="Times New Roman" w:hAnsi="Times New Roman"/>
-          <w:sz w:val="24"/>
-        </w:rPr>
-        <w:t>Supervisor: [Supervisor Name]</w:t>
-      </w:r>
-    </w:p>
-    <w:p/>
-    <w:p/>
-    <w:p>
-      <w:pPr>
+        <w:drawing>
+          <wp:inline xmlns:a="http://schemas.openxmlformats.org/drawingml/2006/main" xmlns:pic="http://schemas.openxmlformats.org/drawingml/2006/picture">
+            <wp:extent cx="1554480" cy="1940395"/>
+            <wp:docPr id="1" name="Picture 1"/>
+            <wp:cNvGraphicFramePr>
+              <a:graphicFrameLocks noChangeAspect="1"/>
+            </wp:cNvGraphicFramePr>
+            <a:graphic>
+              <a:graphicData uri="http://schemas.openxmlformats.org/drawingml/2006/picture">
+                <pic:pic>
+                  <pic:nvPicPr>
+                    <pic:cNvPr id="0" name="isbat_logo.png"/>
+                    <pic:cNvPicPr/>
+                  </pic:nvPicPr>
+                  <pic:blipFill>
+                    <a:blip r:embed="rId9"/>
+                    <a:stretch>
+                      <a:fillRect/>
+                    </a:stretch>
+                  </pic:blipFill>
+                  <pic:spPr>
+                    <a:xfrm>
+                      <a:off x="0" y="0"/>
+                      <a:ext cx="1554480" cy="1940395"/>
+                    </a:xfrm>
+                    <a:prstGeom prst="rect"/>
+                  </pic:spPr>
+                </pic:pic>
+              </a:graphicData>
+            </a:graphic>
+          </wp:inline>
+        </w:drawing>
+      </w:r>
+    </w:p>
+    <w:p>
+      <w:pPr>
+        <w:spacing w:after="0" w:before="200"/>
         <w:jc w:val="center"/>
       </w:pPr>
       <w:r>
         <w:rPr>
           <w:rFonts w:ascii="Times New Roman" w:hAnsi="Times New Roman"/>
-          <w:sz w:val="24"/>
-        </w:rPr>
-        <w:t>A report submitted in part fulfilment of the degree of</w:t>
-        <w:br/>
-        <w:t>[Bachelor's Degree Name]</w:t>
-      </w:r>
-    </w:p>
-    <w:p/>
-    <w:p>
-      <w:pPr>
+          <w:b/>
+          <w:i w:val="0"/>
+          <w:sz w:val="26"/>
+          <w:u w:val="none"/>
+        </w:rPr>
+        <w:t>FACULTY OF INFORMATION AND</w:t>
+      </w:r>
+    </w:p>
+    <w:p>
+      <w:pPr>
+        <w:spacing w:after="40" w:before="0"/>
         <w:jc w:val="center"/>
       </w:pPr>
       <w:r>
         <w:rPr>
           <w:rFonts w:ascii="Times New Roman" w:hAnsi="Times New Roman"/>
-          <w:sz w:val="24"/>
-        </w:rPr>
-        <w:t>Isbat University Kampala</w:t>
-      </w:r>
-    </w:p>
-    <w:p/>
-    <w:p>
-      <w:pPr>
+          <w:b/>
+          <w:i w:val="0"/>
+          <w:sz w:val="26"/>
+          <w:u w:val="none"/>
+        </w:rPr>
+        <w:t>COMMUNICATION TECHNOLOGY</w:t>
+      </w:r>
+    </w:p>
+    <w:p>
+      <w:pPr>
+        <w:spacing w:after="0" w:before="0"/>
         <w:jc w:val="center"/>
       </w:pPr>
       <w:r>
         <w:rPr>
           <w:rFonts w:ascii="Times New Roman" w:hAnsi="Times New Roman"/>
-          <w:sz w:val="24"/>
-        </w:rPr>
-        <w:t>June 15, 2026</w:t>
-      </w:r>
-    </w:p>
-    <w:p>
-      <w:r>
-        <w:br w:type="page"/>
-      </w:r>
-    </w:p>
-    <w:p>
-      <w:pPr>
-        <w:pStyle w:val="Heading1"/>
-      </w:pPr>
-      <w:r>
-        <w:rPr>
-          <w:rFonts w:ascii="Times New Roman" w:hAnsi="Times New Roman"/>
-          <w:color w:val="000000"/>
-        </w:rPr>
-        <w:t>Declaration</w:t>
-      </w:r>
-    </w:p>
-    <w:p>
-      <w:pPr>
-        <w:spacing w:after="240" w:before="0"/>
+          <w:b/>
+          <w:i w:val="0"/>
+          <w:sz w:val="26"/>
+          <w:u w:val="single"/>
+        </w:rPr>
+        <w:t>ISBAT UNIVERSITY</w:t>
+      </w:r>
+    </w:p>
+    <w:p>
+      <w:pPr>
+        <w:spacing w:after="120" w:before="0"/>
+        <w:jc w:val="center"/>
       </w:pPr>
       <w:r>
         <w:rPr>
           <w:rFonts w:ascii="Times New Roman" w:hAnsi="Times New Roman"/>
           <w:b w:val="0"/>
           <w:i w:val="0"/>
+          <w:sz w:val="22"/>
+          <w:u w:val="none"/>
+        </w:rPr>
+        <w:t>A CHARTERED UNIVERSITY</w:t>
+      </w:r>
+    </w:p>
+    <w:p>
+      <w:pPr>
+        <w:spacing w:after="40" w:before="0"/>
+        <w:jc w:val="center"/>
+      </w:pPr>
+      <w:r>
+        <w:rPr>
+          <w:rFonts w:ascii="Times New Roman" w:hAnsi="Times New Roman"/>
+          <w:b/>
+          <w:i w:val="0"/>
+          <w:sz w:val="26"/>
+          <w:u w:val="none"/>
+        </w:rPr>
+        <w:t>JUNE 2026</w:t>
+      </w:r>
+    </w:p>
+    <w:p>
+      <w:r>
+        <w:br w:type="page"/>
+      </w:r>
+    </w:p>
+    <w:p>
+      <w:pPr>
+        <w:spacing w:after="0" w:before="120"/>
+        <w:jc w:val="center"/>
+      </w:pPr>
+      <w:r>
+        <w:rPr>
+          <w:rFonts w:ascii="Times New Roman" w:hAnsi="Times New Roman"/>
+          <w:b/>
+          <w:i w:val="0"/>
           <w:sz w:val="24"/>
-        </w:rPr>
-        <w:t>This report has been prepared on the basis of my own work. Where other published and unpublished source materials have been used, these have been acknowledged.</w:t>
+          <w:u w:val="none"/>
+        </w:rPr>
+        <w:t>INTERNATIONAL BUSINESS SCIENCE AND TECHNOLOGY</w:t>
+      </w:r>
+    </w:p>
+    <w:p>
+      <w:pPr>
+        <w:spacing w:after="80" w:before="0"/>
+        <w:jc w:val="center"/>
+      </w:pPr>
+      <w:r>
+        <w:rPr>
+          <w:rFonts w:ascii="Times New Roman" w:hAnsi="Times New Roman"/>
+          <w:b/>
+          <w:i w:val="0"/>
+          <w:sz w:val="24"/>
+          <w:u w:val="none"/>
+        </w:rPr>
+        <w:t>UNIVERSITY</w:t>
+      </w:r>
+    </w:p>
+    <w:p>
+      <w:pPr>
+        <w:spacing w:after="160" w:before="0"/>
+        <w:jc w:val="center"/>
+      </w:pPr>
+      <w:r>
+        <w:rPr>
+          <w:rFonts w:ascii="Times New Roman" w:hAnsi="Times New Roman"/>
+          <w:b/>
+          <w:i w:val="0"/>
+          <w:sz w:val="24"/>
+          <w:u w:val="none"/>
+        </w:rPr>
+        <w:t>JUNE 2026</w:t>
+      </w:r>
+    </w:p>
+    <w:p>
+      <w:pPr>
+        <w:jc w:val="center"/>
+      </w:pPr>
+      <w:r>
+        <w:drawing>
+          <wp:inline xmlns:a="http://schemas.openxmlformats.org/drawingml/2006/main" xmlns:pic="http://schemas.openxmlformats.org/drawingml/2006/picture">
+            <wp:extent cx="2103120" cy="2625240"/>
+            <wp:docPr id="2" name="Picture 2"/>
+            <wp:cNvGraphicFramePr>
+              <a:graphicFrameLocks noChangeAspect="1"/>
+            </wp:cNvGraphicFramePr>
+            <a:graphic>
+              <a:graphicData uri="http://schemas.openxmlformats.org/drawingml/2006/picture">
+                <pic:pic>
+                  <pic:nvPicPr>
+                    <pic:cNvPr id="0" name="isbat_logo.png"/>
+                    <pic:cNvPicPr/>
+                  </pic:nvPicPr>
+                  <pic:blipFill>
+                    <a:blip r:embed="rId9"/>
+                    <a:stretch>
+                      <a:fillRect/>
+                    </a:stretch>
+                  </pic:blipFill>
+                  <pic:spPr>
+                    <a:xfrm>
+                      <a:off x="0" y="0"/>
+                      <a:ext cx="2103120" cy="2625240"/>
+                    </a:xfrm>
+                    <a:prstGeom prst="rect"/>
+                  </pic:spPr>
+                </pic:pic>
+              </a:graphicData>
+            </a:graphic>
+          </wp:inline>
+        </w:drawing>
+      </w:r>
+    </w:p>
+    <w:p>
+      <w:pPr>
+        <w:spacing w:after="240" w:before="200"/>
+        <w:jc w:val="center"/>
+      </w:pPr>
+      <w:r>
+        <w:rPr>
+          <w:rFonts w:ascii="Times New Roman" w:hAnsi="Times New Roman"/>
+          <w:b/>
+          <w:i w:val="0"/>
+          <w:sz w:val="26"/>
+          <w:u w:val="none"/>
+        </w:rPr>
+        <w:t>BONAFIDE CERTIFICATE</w:t>
+      </w:r>
+    </w:p>
+    <w:p>
+      <w:pPr>
+        <w:spacing w:after="720"/>
+        <w:jc w:val="center"/>
+      </w:pPr>
+      <w:r>
+        <w:rPr>
+          <w:rFonts w:ascii="Times New Roman" w:hAnsi="Times New Roman"/>
+          <w:b w:val="0"/>
+          <w:sz w:val="24"/>
+        </w:rPr>
+        <w:t xml:space="preserve">Certified that this project report titled </w:t>
+      </w:r>
+      <w:r>
+        <w:rPr>
+          <w:rFonts w:ascii="Times New Roman" w:hAnsi="Times New Roman"/>
+          <w:b/>
+          <w:sz w:val="24"/>
+        </w:rPr>
+        <w:t>Taktill POS: A Cloud-Native Point-of-Sale System for Retail Businesses</w:t>
+      </w:r>
+      <w:r>
+        <w:rPr>
+          <w:rFonts w:ascii="Times New Roman" w:hAnsi="Times New Roman"/>
+          <w:b w:val="0"/>
+          <w:sz w:val="24"/>
+        </w:rPr>
+        <w:t xml:space="preserve"> is the bonafide work of </w:t>
+      </w:r>
+      <w:r>
+        <w:rPr>
+          <w:rFonts w:ascii="Times New Roman" w:hAnsi="Times New Roman"/>
+          <w:b/>
+          <w:sz w:val="24"/>
+        </w:rPr>
+        <w:t>[NAME OF STUDENT]</w:t>
+      </w:r>
+      <w:r>
+        <w:rPr>
+          <w:rFonts w:ascii="Times New Roman" w:hAnsi="Times New Roman"/>
+          <w:b w:val="0"/>
+          <w:sz w:val="24"/>
+        </w:rPr>
+        <w:t xml:space="preserve"> who carried out this project under my supervision.</w:t>
       </w:r>
     </w:p>
     <w:tbl>
       <w:tblPr>
-        <w:tblStyle w:val="TableGrid"/>
         <w:tblW w:type="auto" w:w="0"/>
         <w:tblLook w:firstColumn="1" w:firstRow="1" w:lastColumn="0" w:lastRow="0" w:noHBand="0" w:noVBand="1" w:val="04A0"/>
       </w:tblPr>
@@ -184,7 +412,7 @@
                 <w:b/>
                 <w:sz w:val="24"/>
               </w:rPr>
-              <w:t>Word Count:</w:t>
+              <w:t>HEAD OF DEPARTMENT</w:t>
             </w:r>
           </w:p>
         </w:tc>
@@ -197,10 +425,10 @@
             <w:r>
               <w:rPr>
                 <w:rFonts w:ascii="Times New Roman" w:hAnsi="Times New Roman"/>
-                <w:i/>
+                <w:b/>
                 <w:sz w:val="24"/>
               </w:rPr>
-              <w:t>[To be completed before submission]</w:t>
+              <w:t>FACULTY IN CHARGE</w:t>
             </w:r>
           </w:p>
         </w:tc>
@@ -215,10 +443,9 @@
             <w:r>
               <w:rPr>
                 <w:rFonts w:ascii="Times New Roman" w:hAnsi="Times New Roman"/>
-                <w:b/>
                 <w:sz w:val="24"/>
               </w:rPr>
-              <w:t>Student Name:</w:t>
+              <w:t>……………………………………</w:t>
             </w:r>
           </w:p>
         </w:tc>
@@ -231,10 +458,145 @@
             <w:r>
               <w:rPr>
                 <w:rFonts w:ascii="Times New Roman" w:hAnsi="Times New Roman"/>
-                <w:i/>
                 <w:sz w:val="24"/>
               </w:rPr>
-              <w:t>[To be completed before submission]</w:t>
+              <w:t>……………………………………</w:t>
+            </w:r>
+          </w:p>
+        </w:tc>
+      </w:tr>
+    </w:tbl>
+    <w:p>
+      <w:pPr>
+        <w:sectPr>
+          <w:pgSz w:w="12240" w:h="15840"/>
+          <w:pgMar w:top="1440" w:right="1440" w:bottom="1440" w:left="1440" w:header="720" w:footer="720" w:gutter="0"/>
+          <w:cols w:space="720"/>
+          <w:docGrid w:linePitch="360"/>
+        </w:sectPr>
+      </w:pPr>
+    </w:p>
+    <w:p>
+      <w:pPr>
+        <w:jc w:val="center"/>
+      </w:pPr>
+      <w:r>
+        <w:drawing>
+          <wp:inline xmlns:a="http://schemas.openxmlformats.org/drawingml/2006/main" xmlns:pic="http://schemas.openxmlformats.org/drawingml/2006/picture">
+            <wp:extent cx="1645920" cy="2054536"/>
+            <wp:docPr id="3" name="Picture 3"/>
+            <wp:cNvGraphicFramePr>
+              <a:graphicFrameLocks noChangeAspect="1"/>
+            </wp:cNvGraphicFramePr>
+            <a:graphic>
+              <a:graphicData uri="http://schemas.openxmlformats.org/drawingml/2006/picture">
+                <pic:pic>
+                  <pic:nvPicPr>
+                    <pic:cNvPr id="0" name="isbat_logo.png"/>
+                    <pic:cNvPicPr/>
+                  </pic:nvPicPr>
+                  <pic:blipFill>
+                    <a:blip r:embed="rId9"/>
+                    <a:stretch>
+                      <a:fillRect/>
+                    </a:stretch>
+                  </pic:blipFill>
+                  <pic:spPr>
+                    <a:xfrm>
+                      <a:off x="0" y="0"/>
+                      <a:ext cx="1645920" cy="2054536"/>
+                    </a:xfrm>
+                    <a:prstGeom prst="rect"/>
+                  </pic:spPr>
+                </pic:pic>
+              </a:graphicData>
+            </a:graphic>
+          </wp:inline>
+        </w:drawing>
+      </w:r>
+    </w:p>
+    <w:p>
+      <w:pPr>
+        <w:pStyle w:val="Heading1"/>
+        <w:jc w:val="center"/>
+      </w:pPr>
+      <w:r>
+        <w:rPr>
+          <w:rFonts w:ascii="Times New Roman" w:hAnsi="Times New Roman"/>
+          <w:color w:val="000000"/>
+        </w:rPr>
+        <w:t>DECLARATION</w:t>
+      </w:r>
+    </w:p>
+    <w:p>
+      <w:pPr>
+        <w:spacing w:after="720"/>
+        <w:jc w:val="both"/>
+      </w:pPr>
+      <w:r>
+        <w:rPr>
+          <w:rFonts w:ascii="Times New Roman" w:hAnsi="Times New Roman"/>
+          <w:b w:val="0"/>
+          <w:sz w:val="24"/>
+        </w:rPr>
+        <w:t xml:space="preserve">I </w:t>
+      </w:r>
+      <w:r>
+        <w:rPr>
+          <w:rFonts w:ascii="Times New Roman" w:hAnsi="Times New Roman"/>
+          <w:b/>
+          <w:sz w:val="24"/>
+        </w:rPr>
+        <w:t>[NAME OF STUDENT]</w:t>
+      </w:r>
+      <w:r>
+        <w:rPr>
+          <w:rFonts w:ascii="Times New Roman" w:hAnsi="Times New Roman"/>
+          <w:b w:val="0"/>
+          <w:sz w:val="24"/>
+        </w:rPr>
+        <w:t xml:space="preserve"> do hereby declare that to the best of my knowledge, the matter embodied in this project report is original, and has not been submitted for any academic award by any student to any other University or Institution for the award of Degree.</w:t>
+      </w:r>
+    </w:p>
+    <w:tbl>
+      <w:tblPr>
+        <w:tblW w:type="auto" w:w="0"/>
+        <w:tblLook w:firstColumn="1" w:firstRow="1" w:lastColumn="0" w:lastRow="0" w:noHBand="0" w:noVBand="1" w:val="04A0"/>
+      </w:tblPr>
+      <w:tblGrid>
+        <w:gridCol w:w="4680"/>
+        <w:gridCol w:w="4680"/>
+      </w:tblGrid>
+      <w:tr>
+        <w:tc>
+          <w:tcPr>
+            <w:tcW w:type="dxa" w:w="4680"/>
+          </w:tcPr>
+          <w:p>
+            <w:r/>
+            <w:r>
+              <w:rPr>
+                <w:rFonts w:ascii="Times New Roman" w:hAnsi="Times New Roman"/>
+                <w:b/>
+                <w:sz w:val="24"/>
+              </w:rPr>
+              <w:t>SIGNATURE</w:t>
+            </w:r>
+          </w:p>
+        </w:tc>
+        <w:tc>
+          <w:tcPr>
+            <w:tcW w:type="dxa" w:w="4680"/>
+          </w:tcPr>
+          <w:p>
+            <w:r/>
+            <w:r>
+              <w:rPr>
+                <w:rFonts w:ascii="Times New Roman" w:hAnsi="Times New Roman"/>
+                <w:b/>
+                <w:sz w:val="24"/>
+              </w:rPr>
+              <w:t>DATE</w:t>
             </w:r>
           </w:p>
         </w:tc>
@@ -249,10 +611,9 @@
             <w:r>
               <w:rPr>
                 <w:rFonts w:ascii="Times New Roman" w:hAnsi="Times New Roman"/>
-                <w:b/>
                 <w:sz w:val="24"/>
               </w:rPr>
-              <w:t>Date of Submission:</w:t>
+              <w:t>……………………………………</w:t>
             </w:r>
           </w:p>
         </w:tc>
@@ -265,44 +626,9 @@
             <w:r>
               <w:rPr>
                 <w:rFonts w:ascii="Times New Roman" w:hAnsi="Times New Roman"/>
-                <w:i/>
                 <w:sz w:val="24"/>
               </w:rPr>
-              <w:t>[To be completed before submission]</w:t>
-            </w:r>
-          </w:p>
-        </w:tc>
-      </w:tr>
-      <w:tr>
-        <w:tc>
-          <w:tcPr>
-            <w:tcW w:type="dxa" w:w="4680"/>
-          </w:tcPr>
-          <w:p>
-            <w:r/>
-            <w:r>
-              <w:rPr>
-                <w:rFonts w:ascii="Times New Roman" w:hAnsi="Times New Roman"/>
-                <w:b/>
-                <w:sz w:val="24"/>
-              </w:rPr>
-              <w:t>Signature:</w:t>
-            </w:r>
-          </w:p>
-        </w:tc>
-        <w:tc>
-          <w:tcPr>
-            <w:tcW w:type="dxa" w:w="4680"/>
-          </w:tcPr>
-          <w:p>
-            <w:r/>
-            <w:r>
-              <w:rPr>
-                <w:rFonts w:ascii="Times New Roman" w:hAnsi="Times New Roman"/>
-                <w:i/>
-                <w:sz w:val="24"/>
-              </w:rPr>
-              <w:t>[To be completed before submission]</w:t>
+              <w:t>……………………………………</w:t>
             </w:r>
           </w:p>
         </w:tc>
@@ -322,904 +648,14 @@
           <w:rFonts w:ascii="Times New Roman" w:hAnsi="Times New Roman"/>
           <w:color w:val="000000"/>
         </w:rPr>
-        <w:t>Table of Contents</w:t>
-      </w:r>
-    </w:p>
-    <w:p>
-      <w:pPr>
-        <w:tabs>
-          <w:tab w:pos="8504" w:val="right"/>
-        </w:tabs>
-        <w:spacing w:after="40"/>
-      </w:pPr>
-      <w:r>
-        <w:rPr>
-          <w:rFonts w:ascii="Times New Roman" w:hAnsi="Times New Roman"/>
-          <w:sz w:val="24"/>
-        </w:rPr>
-        <w:t>Abstract</w:t>
-      </w:r>
-      <w:r>
-        <w:rPr>
-          <w:rFonts w:ascii="Times New Roman" w:hAnsi="Times New Roman"/>
-          <w:sz w:val="24"/>
-        </w:rPr>
-        <w:tab/>
-        <w:t>4</w:t>
-      </w:r>
-    </w:p>
-    <w:p>
-      <w:pPr>
-        <w:tabs>
-          <w:tab w:pos="8504" w:val="right"/>
-        </w:tabs>
-        <w:spacing w:after="40"/>
-      </w:pPr>
-      <w:r>
-        <w:rPr>
-          <w:rFonts w:ascii="Times New Roman" w:hAnsi="Times New Roman"/>
-          <w:sz w:val="24"/>
-        </w:rPr>
-        <w:t>Project Specification</w:t>
-      </w:r>
-      <w:r>
-        <w:rPr>
-          <w:rFonts w:ascii="Times New Roman" w:hAnsi="Times New Roman"/>
-          <w:sz w:val="24"/>
-        </w:rPr>
-        <w:tab/>
-        <w:t>5</w:t>
-      </w:r>
-    </w:p>
-    <w:p>
-      <w:pPr>
-        <w:tabs>
-          <w:tab w:pos="8504" w:val="right"/>
-        </w:tabs>
-        <w:spacing w:after="40"/>
-      </w:pPr>
-      <w:r>
-        <w:rPr>
-          <w:rFonts w:ascii="Times New Roman" w:hAnsi="Times New Roman"/>
-          <w:sz w:val="24"/>
-        </w:rPr>
-        <w:t>Chapter 1: Introduction</w:t>
-      </w:r>
-      <w:r>
-        <w:rPr>
-          <w:rFonts w:ascii="Times New Roman" w:hAnsi="Times New Roman"/>
-          <w:sz w:val="24"/>
-        </w:rPr>
-        <w:tab/>
-        <w:t>6</w:t>
-      </w:r>
-    </w:p>
-    <w:p>
-      <w:pPr>
-        <w:tabs>
-          <w:tab w:pos="8504" w:val="right"/>
-        </w:tabs>
-        <w:spacing w:after="40"/>
-      </w:pPr>
-      <w:r>
-        <w:rPr>
-          <w:rFonts w:ascii="Times New Roman" w:hAnsi="Times New Roman"/>
-          <w:sz w:val="24"/>
-        </w:rPr>
-        <w:t xml:space="preserve">     1.1 Background</w:t>
-      </w:r>
-      <w:r>
-        <w:rPr>
-          <w:rFonts w:ascii="Times New Roman" w:hAnsi="Times New Roman"/>
-          <w:sz w:val="24"/>
-        </w:rPr>
-        <w:tab/>
-        <w:t>6</w:t>
-      </w:r>
-    </w:p>
-    <w:p>
-      <w:pPr>
-        <w:tabs>
-          <w:tab w:pos="8504" w:val="right"/>
-        </w:tabs>
-        <w:spacing w:after="40"/>
-      </w:pPr>
-      <w:r>
-        <w:rPr>
-          <w:rFonts w:ascii="Times New Roman" w:hAnsi="Times New Roman"/>
-          <w:sz w:val="24"/>
-        </w:rPr>
-        <w:t xml:space="preserve">     1.2 Problem Statement</w:t>
-      </w:r>
-      <w:r>
-        <w:rPr>
-          <w:rFonts w:ascii="Times New Roman" w:hAnsi="Times New Roman"/>
-          <w:sz w:val="24"/>
-        </w:rPr>
-        <w:tab/>
-        <w:t>6</w:t>
-      </w:r>
-    </w:p>
-    <w:p>
-      <w:pPr>
-        <w:tabs>
-          <w:tab w:pos="8504" w:val="right"/>
-        </w:tabs>
-        <w:spacing w:after="40"/>
-      </w:pPr>
-      <w:r>
-        <w:rPr>
-          <w:rFonts w:ascii="Times New Roman" w:hAnsi="Times New Roman"/>
-          <w:sz w:val="24"/>
-        </w:rPr>
-        <w:t xml:space="preserve">     1.3 Aims and Objectives</w:t>
-      </w:r>
-      <w:r>
-        <w:rPr>
-          <w:rFonts w:ascii="Times New Roman" w:hAnsi="Times New Roman"/>
-          <w:sz w:val="24"/>
-        </w:rPr>
-        <w:tab/>
-        <w:t>7</w:t>
-      </w:r>
-    </w:p>
-    <w:p>
-      <w:pPr>
-        <w:tabs>
-          <w:tab w:pos="8504" w:val="right"/>
-        </w:tabs>
-        <w:spacing w:after="40"/>
-      </w:pPr>
-      <w:r>
-        <w:rPr>
-          <w:rFonts w:ascii="Times New Roman" w:hAnsi="Times New Roman"/>
-          <w:sz w:val="24"/>
-        </w:rPr>
-        <w:t xml:space="preserve">     1.4 Scope</w:t>
-      </w:r>
-      <w:r>
-        <w:rPr>
-          <w:rFonts w:ascii="Times New Roman" w:hAnsi="Times New Roman"/>
-          <w:sz w:val="24"/>
-        </w:rPr>
-        <w:tab/>
-        <w:t>7</w:t>
-      </w:r>
-    </w:p>
-    <w:p>
-      <w:pPr>
-        <w:tabs>
-          <w:tab w:pos="8504" w:val="right"/>
-        </w:tabs>
-        <w:spacing w:after="40"/>
-      </w:pPr>
-      <w:r>
-        <w:rPr>
-          <w:rFonts w:ascii="Times New Roman" w:hAnsi="Times New Roman"/>
-          <w:sz w:val="24"/>
-        </w:rPr>
-        <w:t>Chapter 2: Technologies and Tools</w:t>
-      </w:r>
-      <w:r>
-        <w:rPr>
-          <w:rFonts w:ascii="Times New Roman" w:hAnsi="Times New Roman"/>
-          <w:sz w:val="24"/>
-        </w:rPr>
-        <w:tab/>
-        <w:t>8</w:t>
-      </w:r>
-    </w:p>
-    <w:p>
-      <w:pPr>
-        <w:tabs>
-          <w:tab w:pos="8504" w:val="right"/>
-        </w:tabs>
-        <w:spacing w:after="40"/>
-      </w:pPr>
-      <w:r>
-        <w:rPr>
-          <w:rFonts w:ascii="Times New Roman" w:hAnsi="Times New Roman"/>
-          <w:sz w:val="24"/>
-        </w:rPr>
-        <w:t xml:space="preserve">     2.1 Frontend Technologies</w:t>
-      </w:r>
-      <w:r>
-        <w:rPr>
-          <w:rFonts w:ascii="Times New Roman" w:hAnsi="Times New Roman"/>
-          <w:sz w:val="24"/>
-        </w:rPr>
-        <w:tab/>
-        <w:t>8</w:t>
-      </w:r>
-    </w:p>
-    <w:p>
-      <w:pPr>
-        <w:tabs>
-          <w:tab w:pos="8504" w:val="right"/>
-        </w:tabs>
-        <w:spacing w:after="40"/>
-      </w:pPr>
-      <w:r>
-        <w:rPr>
-          <w:rFonts w:ascii="Times New Roman" w:hAnsi="Times New Roman"/>
-          <w:sz w:val="24"/>
-        </w:rPr>
-        <w:t xml:space="preserve">     2.2 Backend Technologies</w:t>
-      </w:r>
-      <w:r>
-        <w:rPr>
-          <w:rFonts w:ascii="Times New Roman" w:hAnsi="Times New Roman"/>
-          <w:sz w:val="24"/>
-        </w:rPr>
-        <w:tab/>
-        <w:t>9</w:t>
-      </w:r>
-    </w:p>
-    <w:p>
-      <w:pPr>
-        <w:tabs>
-          <w:tab w:pos="8504" w:val="right"/>
-        </w:tabs>
-        <w:spacing w:after="40"/>
-      </w:pPr>
-      <w:r>
-        <w:rPr>
-          <w:rFonts w:ascii="Times New Roman" w:hAnsi="Times New Roman"/>
-          <w:sz w:val="24"/>
-        </w:rPr>
-        <w:t xml:space="preserve">     2.3 Database Technologies</w:t>
-      </w:r>
-      <w:r>
-        <w:rPr>
-          <w:rFonts w:ascii="Times New Roman" w:hAnsi="Times New Roman"/>
-          <w:sz w:val="24"/>
-        </w:rPr>
-        <w:tab/>
-        <w:t>10</w:t>
-      </w:r>
-    </w:p>
-    <w:p>
-      <w:pPr>
-        <w:tabs>
-          <w:tab w:pos="8504" w:val="right"/>
-        </w:tabs>
-        <w:spacing w:after="40"/>
-      </w:pPr>
-      <w:r>
-        <w:rPr>
-          <w:rFonts w:ascii="Times New Roman" w:hAnsi="Times New Roman"/>
-          <w:sz w:val="24"/>
-        </w:rPr>
-        <w:t xml:space="preserve">     2.4 Development and Deployment Tools</w:t>
-      </w:r>
-      <w:r>
-        <w:rPr>
-          <w:rFonts w:ascii="Times New Roman" w:hAnsi="Times New Roman"/>
-          <w:sz w:val="24"/>
-        </w:rPr>
-        <w:tab/>
-        <w:t>11</w:t>
-      </w:r>
-    </w:p>
-    <w:p>
-      <w:pPr>
-        <w:tabs>
-          <w:tab w:pos="8504" w:val="right"/>
-        </w:tabs>
-        <w:spacing w:after="40"/>
-      </w:pPr>
-      <w:r>
-        <w:rPr>
-          <w:rFonts w:ascii="Times New Roman" w:hAnsi="Times New Roman"/>
-          <w:sz w:val="24"/>
-        </w:rPr>
-        <w:t>Chapter 3: System Analysis and Design</w:t>
-      </w:r>
-      <w:r>
-        <w:rPr>
-          <w:rFonts w:ascii="Times New Roman" w:hAnsi="Times New Roman"/>
-          <w:sz w:val="24"/>
-        </w:rPr>
-        <w:tab/>
-        <w:t>12</w:t>
-      </w:r>
-    </w:p>
-    <w:p>
-      <w:pPr>
-        <w:tabs>
-          <w:tab w:pos="8504" w:val="right"/>
-        </w:tabs>
-        <w:spacing w:after="40"/>
-      </w:pPr>
-      <w:r>
-        <w:rPr>
-          <w:rFonts w:ascii="Times New Roman" w:hAnsi="Times New Roman"/>
-          <w:sz w:val="24"/>
-        </w:rPr>
-        <w:t xml:space="preserve">     3.1 Requirements Analysis</w:t>
-      </w:r>
-      <w:r>
-        <w:rPr>
-          <w:rFonts w:ascii="Times New Roman" w:hAnsi="Times New Roman"/>
-          <w:sz w:val="24"/>
-        </w:rPr>
-        <w:tab/>
-        <w:t>12</w:t>
-      </w:r>
-    </w:p>
-    <w:p>
-      <w:pPr>
-        <w:tabs>
-          <w:tab w:pos="8504" w:val="right"/>
-        </w:tabs>
-        <w:spacing w:after="40"/>
-      </w:pPr>
-      <w:r>
-        <w:rPr>
-          <w:rFonts w:ascii="Times New Roman" w:hAnsi="Times New Roman"/>
-          <w:sz w:val="24"/>
-        </w:rPr>
-        <w:t xml:space="preserve">     3.2 System Architecture</w:t>
-      </w:r>
-      <w:r>
-        <w:rPr>
-          <w:rFonts w:ascii="Times New Roman" w:hAnsi="Times New Roman"/>
-          <w:sz w:val="24"/>
-        </w:rPr>
-        <w:tab/>
-        <w:t>13</w:t>
-      </w:r>
-    </w:p>
-    <w:p>
-      <w:pPr>
-        <w:tabs>
-          <w:tab w:pos="8504" w:val="right"/>
-        </w:tabs>
-        <w:spacing w:after="40"/>
-      </w:pPr>
-      <w:r>
-        <w:rPr>
-          <w:rFonts w:ascii="Times New Roman" w:hAnsi="Times New Roman"/>
-          <w:sz w:val="24"/>
-        </w:rPr>
-        <w:t xml:space="preserve">     3.3 Database Design</w:t>
-      </w:r>
-      <w:r>
-        <w:rPr>
-          <w:rFonts w:ascii="Times New Roman" w:hAnsi="Times New Roman"/>
-          <w:sz w:val="24"/>
-        </w:rPr>
-        <w:tab/>
-        <w:t>14</w:t>
-      </w:r>
-    </w:p>
-    <w:p>
-      <w:pPr>
-        <w:tabs>
-          <w:tab w:pos="8504" w:val="right"/>
-        </w:tabs>
-        <w:spacing w:after="40"/>
-      </w:pPr>
-      <w:r>
-        <w:rPr>
-          <w:rFonts w:ascii="Times New Roman" w:hAnsi="Times New Roman"/>
-          <w:sz w:val="24"/>
-        </w:rPr>
-        <w:t xml:space="preserve">     3.4 API Design</w:t>
-      </w:r>
-      <w:r>
-        <w:rPr>
-          <w:rFonts w:ascii="Times New Roman" w:hAnsi="Times New Roman"/>
-          <w:sz w:val="24"/>
-        </w:rPr>
-        <w:tab/>
-        <w:t>16</w:t>
-      </w:r>
-    </w:p>
-    <w:p>
-      <w:pPr>
-        <w:tabs>
-          <w:tab w:pos="8504" w:val="right"/>
-        </w:tabs>
-        <w:spacing w:after="40"/>
-      </w:pPr>
-      <w:r>
-        <w:rPr>
-          <w:rFonts w:ascii="Times New Roman" w:hAnsi="Times New Roman"/>
-          <w:sz w:val="24"/>
-        </w:rPr>
-        <w:t xml:space="preserve">     3.5 User Interface Design</w:t>
-      </w:r>
-      <w:r>
-        <w:rPr>
-          <w:rFonts w:ascii="Times New Roman" w:hAnsi="Times New Roman"/>
-          <w:sz w:val="24"/>
-        </w:rPr>
-        <w:tab/>
-        <w:t>16</w:t>
-      </w:r>
-    </w:p>
-    <w:p>
-      <w:pPr>
-        <w:tabs>
-          <w:tab w:pos="8504" w:val="right"/>
-        </w:tabs>
-        <w:spacing w:after="40"/>
-      </w:pPr>
-      <w:r>
-        <w:rPr>
-          <w:rFonts w:ascii="Times New Roman" w:hAnsi="Times New Roman"/>
-          <w:sz w:val="24"/>
-        </w:rPr>
-        <w:t>Chapter 4: Implementation</w:t>
-      </w:r>
-      <w:r>
-        <w:rPr>
-          <w:rFonts w:ascii="Times New Roman" w:hAnsi="Times New Roman"/>
-          <w:sz w:val="24"/>
-        </w:rPr>
-        <w:tab/>
-        <w:t>18</w:t>
-      </w:r>
-    </w:p>
-    <w:p>
-      <w:pPr>
-        <w:tabs>
-          <w:tab w:pos="8504" w:val="right"/>
-        </w:tabs>
-        <w:spacing w:after="40"/>
-      </w:pPr>
-      <w:r>
-        <w:rPr>
-          <w:rFonts w:ascii="Times New Roman" w:hAnsi="Times New Roman"/>
-          <w:sz w:val="24"/>
-        </w:rPr>
-        <w:t xml:space="preserve">     4.1 Backend Implementation</w:t>
-      </w:r>
-      <w:r>
-        <w:rPr>
-          <w:rFonts w:ascii="Times New Roman" w:hAnsi="Times New Roman"/>
-          <w:sz w:val="24"/>
-        </w:rPr>
-        <w:tab/>
-        <w:t>18</w:t>
-      </w:r>
-    </w:p>
-    <w:p>
-      <w:pPr>
-        <w:tabs>
-          <w:tab w:pos="8504" w:val="right"/>
-        </w:tabs>
-        <w:spacing w:after="40"/>
-      </w:pPr>
-      <w:r>
-        <w:rPr>
-          <w:rFonts w:ascii="Times New Roman" w:hAnsi="Times New Roman"/>
-          <w:sz w:val="24"/>
-        </w:rPr>
-        <w:t xml:space="preserve">     4.2 Frontend Implementation</w:t>
-      </w:r>
-      <w:r>
-        <w:rPr>
-          <w:rFonts w:ascii="Times New Roman" w:hAnsi="Times New Roman"/>
-          <w:sz w:val="24"/>
-        </w:rPr>
-        <w:tab/>
-        <w:t>20</w:t>
-      </w:r>
-    </w:p>
-    <w:p>
-      <w:pPr>
-        <w:tabs>
-          <w:tab w:pos="8504" w:val="right"/>
-        </w:tabs>
-        <w:spacing w:after="40"/>
-      </w:pPr>
-      <w:r>
-        <w:rPr>
-          <w:rFonts w:ascii="Times New Roman" w:hAnsi="Times New Roman"/>
-          <w:sz w:val="24"/>
-        </w:rPr>
-        <w:t xml:space="preserve">     4.3 Authentication System</w:t>
-      </w:r>
-      <w:r>
-        <w:rPr>
-          <w:rFonts w:ascii="Times New Roman" w:hAnsi="Times New Roman"/>
-          <w:sz w:val="24"/>
-        </w:rPr>
-        <w:tab/>
-        <w:t>20</w:t>
-      </w:r>
-    </w:p>
-    <w:p>
-      <w:pPr>
-        <w:tabs>
-          <w:tab w:pos="8504" w:val="right"/>
-        </w:tabs>
-        <w:spacing w:after="40"/>
-      </w:pPr>
-      <w:r>
-        <w:rPr>
-          <w:rFonts w:ascii="Times New Roman" w:hAnsi="Times New Roman"/>
-          <w:sz w:val="24"/>
-        </w:rPr>
-        <w:t xml:space="preserve">     4.4 Shopping Cart and Sales Processing</w:t>
-      </w:r>
-      <w:r>
-        <w:rPr>
-          <w:rFonts w:ascii="Times New Roman" w:hAnsi="Times New Roman"/>
-          <w:sz w:val="24"/>
-        </w:rPr>
-        <w:tab/>
-        <w:t>21</w:t>
-      </w:r>
-    </w:p>
-    <w:p>
-      <w:pPr>
-        <w:tabs>
-          <w:tab w:pos="8504" w:val="right"/>
-        </w:tabs>
-        <w:spacing w:after="40"/>
-      </w:pPr>
-      <w:r>
-        <w:rPr>
-          <w:rFonts w:ascii="Times New Roman" w:hAnsi="Times New Roman"/>
-          <w:sz w:val="24"/>
-        </w:rPr>
-        <w:t>Chapter 5: Testing and Evaluation</w:t>
-      </w:r>
-      <w:r>
-        <w:rPr>
-          <w:rFonts w:ascii="Times New Roman" w:hAnsi="Times New Roman"/>
-          <w:sz w:val="24"/>
-        </w:rPr>
-        <w:tab/>
-        <w:t>23</w:t>
-      </w:r>
-    </w:p>
-    <w:p>
-      <w:pPr>
-        <w:tabs>
-          <w:tab w:pos="8504" w:val="right"/>
-        </w:tabs>
-        <w:spacing w:after="40"/>
-      </w:pPr>
-      <w:r>
-        <w:rPr>
-          <w:rFonts w:ascii="Times New Roman" w:hAnsi="Times New Roman"/>
-          <w:sz w:val="24"/>
-        </w:rPr>
-        <w:t xml:space="preserve">     5.1 Testing Strategy</w:t>
-      </w:r>
-      <w:r>
-        <w:rPr>
-          <w:rFonts w:ascii="Times New Roman" w:hAnsi="Times New Roman"/>
-          <w:sz w:val="24"/>
-        </w:rPr>
-        <w:tab/>
-        <w:t>23</w:t>
-      </w:r>
-    </w:p>
-    <w:p>
-      <w:pPr>
-        <w:tabs>
-          <w:tab w:pos="8504" w:val="right"/>
-        </w:tabs>
-        <w:spacing w:after="40"/>
-      </w:pPr>
-      <w:r>
-        <w:rPr>
-          <w:rFonts w:ascii="Times New Roman" w:hAnsi="Times New Roman"/>
-          <w:sz w:val="24"/>
-        </w:rPr>
-        <w:t xml:space="preserve">     5.2 Unit Testing</w:t>
-      </w:r>
-      <w:r>
-        <w:rPr>
-          <w:rFonts w:ascii="Times New Roman" w:hAnsi="Times New Roman"/>
-          <w:sz w:val="24"/>
-        </w:rPr>
-        <w:tab/>
-        <w:t>23</w:t>
-      </w:r>
-    </w:p>
-    <w:p>
-      <w:pPr>
-        <w:tabs>
-          <w:tab w:pos="8504" w:val="right"/>
-        </w:tabs>
-        <w:spacing w:after="40"/>
-      </w:pPr>
-      <w:r>
-        <w:rPr>
-          <w:rFonts w:ascii="Times New Roman" w:hAnsi="Times New Roman"/>
-          <w:sz w:val="24"/>
-        </w:rPr>
-        <w:t xml:space="preserve">     5.3 Integration Testing</w:t>
-      </w:r>
-      <w:r>
-        <w:rPr>
-          <w:rFonts w:ascii="Times New Roman" w:hAnsi="Times New Roman"/>
-          <w:sz w:val="24"/>
-        </w:rPr>
-        <w:tab/>
-        <w:t>24</w:t>
-      </w:r>
-    </w:p>
-    <w:p>
-      <w:pPr>
-        <w:tabs>
-          <w:tab w:pos="8504" w:val="right"/>
-        </w:tabs>
-        <w:spacing w:after="40"/>
-      </w:pPr>
-      <w:r>
-        <w:rPr>
-          <w:rFonts w:ascii="Times New Roman" w:hAnsi="Times New Roman"/>
-          <w:sz w:val="24"/>
-        </w:rPr>
-        <w:t xml:space="preserve">     5.4 End-to-End Testing</w:t>
-      </w:r>
-      <w:r>
-        <w:rPr>
-          <w:rFonts w:ascii="Times New Roman" w:hAnsi="Times New Roman"/>
-          <w:sz w:val="24"/>
-        </w:rPr>
-        <w:tab/>
-        <w:t>25</w:t>
-      </w:r>
-    </w:p>
-    <w:p>
-      <w:pPr>
-        <w:tabs>
-          <w:tab w:pos="8504" w:val="right"/>
-        </w:tabs>
-        <w:spacing w:after="40"/>
-      </w:pPr>
-      <w:r>
-        <w:rPr>
-          <w:rFonts w:ascii="Times New Roman" w:hAnsi="Times New Roman"/>
-          <w:sz w:val="24"/>
-        </w:rPr>
-        <w:t xml:space="preserve">     5.5 User Acceptance Testing</w:t>
-      </w:r>
-      <w:r>
-        <w:rPr>
-          <w:rFonts w:ascii="Times New Roman" w:hAnsi="Times New Roman"/>
-          <w:sz w:val="24"/>
-        </w:rPr>
-        <w:tab/>
-        <w:t>26</w:t>
-      </w:r>
-    </w:p>
-    <w:p>
-      <w:pPr>
-        <w:tabs>
-          <w:tab w:pos="8504" w:val="right"/>
-        </w:tabs>
-        <w:spacing w:after="40"/>
-      </w:pPr>
-      <w:r>
-        <w:rPr>
-          <w:rFonts w:ascii="Times New Roman" w:hAnsi="Times New Roman"/>
-          <w:sz w:val="24"/>
-        </w:rPr>
-        <w:t>Chapter 6: Deployment and Maintenance</w:t>
-      </w:r>
-      <w:r>
-        <w:rPr>
-          <w:rFonts w:ascii="Times New Roman" w:hAnsi="Times New Roman"/>
-          <w:sz w:val="24"/>
-        </w:rPr>
-        <w:tab/>
-        <w:t>28</w:t>
-      </w:r>
-    </w:p>
-    <w:p>
-      <w:pPr>
-        <w:tabs>
-          <w:tab w:pos="8504" w:val="right"/>
-        </w:tabs>
-        <w:spacing w:after="40"/>
-      </w:pPr>
-      <w:r>
-        <w:rPr>
-          <w:rFonts w:ascii="Times New Roman" w:hAnsi="Times New Roman"/>
-          <w:sz w:val="24"/>
-        </w:rPr>
-        <w:t xml:space="preserve">     6.1 Deployment Architecture</w:t>
-      </w:r>
-      <w:r>
-        <w:rPr>
-          <w:rFonts w:ascii="Times New Roman" w:hAnsi="Times New Roman"/>
-          <w:sz w:val="24"/>
-        </w:rPr>
-        <w:tab/>
-        <w:t>28</w:t>
-      </w:r>
-    </w:p>
-    <w:p>
-      <w:pPr>
-        <w:tabs>
-          <w:tab w:pos="8504" w:val="right"/>
-        </w:tabs>
-        <w:spacing w:after="40"/>
-      </w:pPr>
-      <w:r>
-        <w:rPr>
-          <w:rFonts w:ascii="Times New Roman" w:hAnsi="Times New Roman"/>
-          <w:sz w:val="24"/>
-        </w:rPr>
-        <w:t xml:space="preserve">     6.2 Development Workflow</w:t>
-      </w:r>
-      <w:r>
-        <w:rPr>
-          <w:rFonts w:ascii="Times New Roman" w:hAnsi="Times New Roman"/>
-          <w:sz w:val="24"/>
-        </w:rPr>
-        <w:tab/>
-        <w:t>29</w:t>
-      </w:r>
-    </w:p>
-    <w:p>
-      <w:pPr>
-        <w:tabs>
-          <w:tab w:pos="8504" w:val="right"/>
-        </w:tabs>
-        <w:spacing w:after="40"/>
-      </w:pPr>
-      <w:r>
-        <w:rPr>
-          <w:rFonts w:ascii="Times New Roman" w:hAnsi="Times New Roman"/>
-          <w:sz w:val="24"/>
-        </w:rPr>
-        <w:t xml:space="preserve">     6.3 Maintenance Considerations</w:t>
-      </w:r>
-      <w:r>
-        <w:rPr>
-          <w:rFonts w:ascii="Times New Roman" w:hAnsi="Times New Roman"/>
-          <w:sz w:val="24"/>
-        </w:rPr>
-        <w:tab/>
-        <w:t>29</w:t>
-      </w:r>
-    </w:p>
-    <w:p>
-      <w:pPr>
-        <w:tabs>
-          <w:tab w:pos="8504" w:val="right"/>
-        </w:tabs>
-        <w:spacing w:after="40"/>
-      </w:pPr>
-      <w:r>
-        <w:rPr>
-          <w:rFonts w:ascii="Times New Roman" w:hAnsi="Times New Roman"/>
-          <w:sz w:val="24"/>
-        </w:rPr>
-        <w:t>Chapter 7: Conclusion and Future Work</w:t>
-      </w:r>
-      <w:r>
-        <w:rPr>
-          <w:rFonts w:ascii="Times New Roman" w:hAnsi="Times New Roman"/>
-          <w:sz w:val="24"/>
-        </w:rPr>
-        <w:tab/>
-        <w:t>31</w:t>
-      </w:r>
-    </w:p>
-    <w:p>
-      <w:pPr>
-        <w:tabs>
-          <w:tab w:pos="8504" w:val="right"/>
-        </w:tabs>
-        <w:spacing w:after="40"/>
-      </w:pPr>
-      <w:r>
-        <w:rPr>
-          <w:rFonts w:ascii="Times New Roman" w:hAnsi="Times New Roman"/>
-          <w:sz w:val="24"/>
-        </w:rPr>
-        <w:t xml:space="preserve">     7.1 Achievements</w:t>
-      </w:r>
-      <w:r>
-        <w:rPr>
-          <w:rFonts w:ascii="Times New Roman" w:hAnsi="Times New Roman"/>
-          <w:sz w:val="24"/>
-        </w:rPr>
-        <w:tab/>
-        <w:t>31</w:t>
-      </w:r>
-    </w:p>
-    <w:p>
-      <w:pPr>
-        <w:tabs>
-          <w:tab w:pos="8504" w:val="right"/>
-        </w:tabs>
-        <w:spacing w:after="40"/>
-      </w:pPr>
-      <w:r>
-        <w:rPr>
-          <w:rFonts w:ascii="Times New Roman" w:hAnsi="Times New Roman"/>
-          <w:sz w:val="24"/>
-        </w:rPr>
-        <w:t xml:space="preserve">     7.2 Challenges</w:t>
-      </w:r>
-      <w:r>
-        <w:rPr>
-          <w:rFonts w:ascii="Times New Roman" w:hAnsi="Times New Roman"/>
-          <w:sz w:val="24"/>
-        </w:rPr>
-        <w:tab/>
-        <w:t>32</w:t>
-      </w:r>
-    </w:p>
-    <w:p>
-      <w:pPr>
-        <w:tabs>
-          <w:tab w:pos="8504" w:val="right"/>
-        </w:tabs>
-        <w:spacing w:after="40"/>
-      </w:pPr>
-      <w:r>
-        <w:rPr>
-          <w:rFonts w:ascii="Times New Roman" w:hAnsi="Times New Roman"/>
-          <w:sz w:val="24"/>
-        </w:rPr>
-        <w:t xml:space="preserve">     7.3 Future Work</w:t>
-      </w:r>
-      <w:r>
-        <w:rPr>
-          <w:rFonts w:ascii="Times New Roman" w:hAnsi="Times New Roman"/>
-          <w:sz w:val="24"/>
-        </w:rPr>
-        <w:tab/>
-        <w:t>32</w:t>
-      </w:r>
-    </w:p>
-    <w:p>
-      <w:pPr>
-        <w:tabs>
-          <w:tab w:pos="8504" w:val="right"/>
-        </w:tabs>
-        <w:spacing w:after="40"/>
-      </w:pPr>
-      <w:r>
-        <w:rPr>
-          <w:rFonts w:ascii="Times New Roman" w:hAnsi="Times New Roman"/>
-          <w:sz w:val="24"/>
-        </w:rPr>
-        <w:t>Bibliography</w:t>
-      </w:r>
-      <w:r>
-        <w:rPr>
-          <w:rFonts w:ascii="Times New Roman" w:hAnsi="Times New Roman"/>
-          <w:sz w:val="24"/>
-        </w:rPr>
-        <w:tab/>
-        <w:t>34</w:t>
-      </w:r>
-    </w:p>
-    <w:p>
-      <w:r>
-        <w:br w:type="page"/>
-      </w:r>
-    </w:p>
-    <w:p>
-      <w:pPr>
-        <w:pStyle w:val="Heading1"/>
-      </w:pPr>
-      <w:r>
-        <w:rPr>
-          <w:rFonts w:ascii="Times New Roman" w:hAnsi="Times New Roman"/>
-          <w:color w:val="000000"/>
-        </w:rPr>
-        <w:t>Abstract</w:t>
+        <w:t>ACKNOWLEDGMENT</w:t>
       </w:r>
     </w:p>
     <w:p>
       <w:pPr>
         <w:spacing w:after="120" w:before="0"/>
         <w:ind w:firstLine="720"/>
+        <w:jc w:val="both"/>
       </w:pPr>
       <w:r>
         <w:rPr>
@@ -1228,13 +664,14 @@
           <w:i w:val="0"/>
           <w:sz w:val="24"/>
         </w:rPr>
-        <w:t>This report presents the design, implementation, and evaluation of Taktill POS, a cloud-native, web-based Point-of-Sale (POS) system tailored for small and medium-sized retail businesses in East Africa. The system addresses critical challenges faced by traditional retail operations, including manual inventory tracking, fragmented sales recording, limited reporting capabilities, and the absence of role-based access control for staff management.</w:t>
+        <w:t>First and foremost, I would like to acknowledge my deepest gratitude to the Almighty God for the blessings, guidance, protection, and grace throughout this academic endeavour.</w:t>
       </w:r>
     </w:p>
     <w:p>
       <w:pPr>
         <w:spacing w:after="120" w:before="0"/>
         <w:ind w:firstLine="720"/>
+        <w:jc w:val="both"/>
       </w:pPr>
       <w:r>
         <w:rPr>
@@ -1243,13 +680,14 @@
           <w:i w:val="0"/>
           <w:sz w:val="24"/>
         </w:rPr>
-        <w:t>Taktill POS is built using a modern web technology stack comprising React 19 for the frontend, Node.js with Express 5 for the backend REST API, PostgreSQL for data persistence, and Drizzle ORM for type-safe database operations. The system features a complete point-of-sale interface with product search, barcode scanning support, discount management, and receipt generation. It includes comprehensive inventory management with stock adjustment auditing, role-based authentication for owners, managers, and cashiers, and rich reporting capabilities including daily sales summaries, product-level sales analytics, and dashboard visualisations using ApexCharts.</w:t>
+        <w:t>I would like to thank my supervisor, [Supervisor Name], for the valuable guidance, support, and constructive feedback that made the completion of this project possible. My sincere appreciation also goes to the faculty and staff of the Faculty of Information and Communication Technology at ISBAT University.</w:t>
       </w:r>
     </w:p>
     <w:p>
       <w:pPr>
         <w:spacing w:after="120" w:before="0"/>
         <w:ind w:firstLine="720"/>
+        <w:jc w:val="both"/>
       </w:pPr>
       <w:r>
         <w:rPr>
@@ -1258,13 +696,14 @@
           <w:i w:val="0"/>
           <w:sz w:val="24"/>
         </w:rPr>
-        <w:t>The application follows a three-tier role-based access control model: Cashiers can process sales with discount caps, Managers have full access to inventory and reporting, and Owners maintain administrative control over users, cashiers, and business settings. All sales are processed atomically using database transactions with row-level locking to ensure data integrity under concurrent access. Monetary values are handled using decimal arithmetic throughout to avoid floating-point precision errors.</w:t>
+        <w:t>I equally express my special thanks to my parents and guardians for their moral and financial support throughout my academic journey.</w:t>
       </w:r>
     </w:p>
     <w:p>
       <w:pPr>
         <w:spacing w:after="120" w:before="0"/>
         <w:ind w:firstLine="720"/>
+        <w:jc w:val="both"/>
       </w:pPr>
       <w:r>
         <w:rPr>
@@ -1273,7 +712,7 @@
           <w:i w:val="0"/>
           <w:sz w:val="24"/>
         </w:rPr>
-        <w:t>The system is deployed on Vercel's serverless platform with Neon PostgreSQL for production, while supporting SQLite for local development. Comprehensive testing including unit tests using Vitest, API integration tests with Supertest, and end-to-end tests with Playwright ensures system reliability. The evaluation demonstrates that Taktill POS meets all specified requirements, providing a robust, scalable, and user-friendly retail management solution suitable for deployment across East African retail businesses.</w:t>
+        <w:t>Finally, I am grateful to my friends and course mates whose efforts and encouragement towards completing this academic project cannot be underestimated.</w:t>
       </w:r>
     </w:p>
     <w:p>
@@ -1284,18 +723,79 @@
     <w:p>
       <w:pPr>
         <w:pStyle w:val="Heading1"/>
+        <w:jc w:val="center"/>
       </w:pPr>
       <w:r>
         <w:rPr>
           <w:rFonts w:ascii="Times New Roman" w:hAnsi="Times New Roman"/>
           <w:color w:val="000000"/>
         </w:rPr>
-        <w:t>Project Specification</w:t>
+        <w:t>ABSTRACT</w:t>
       </w:r>
     </w:p>
     <w:p>
       <w:pPr>
         <w:spacing w:after="120" w:before="0"/>
+        <w:jc w:val="both"/>
+      </w:pPr>
+      <w:r>
+        <w:rPr>
+          <w:rFonts w:ascii="Times New Roman" w:hAnsi="Times New Roman"/>
+          <w:b w:val="0"/>
+          <w:i w:val="0"/>
+          <w:sz w:val="24"/>
+        </w:rPr>
+        <w:t>This report presents the design, implementation, and evaluation of Taktill POS, a cloud-native, web-based Point-of-Sale (POS) system tailored for small and medium-sized retail businesses in East Africa. The system addresses critical challenges faced by traditional retail operations, including manual inventory tracking, fragmented sales recording, limited reporting capabilities, and the absence of role-based access control for staff management.</w:t>
+      </w:r>
+    </w:p>
+    <w:p>
+      <w:pPr>
+        <w:spacing w:after="120" w:before="0"/>
+        <w:jc w:val="both"/>
+      </w:pPr>
+      <w:r>
+        <w:rPr>
+          <w:rFonts w:ascii="Times New Roman" w:hAnsi="Times New Roman"/>
+          <w:b w:val="0"/>
+          <w:i w:val="0"/>
+          <w:sz w:val="24"/>
+        </w:rPr>
+        <w:t>Taktill POS is built using a modern web technology stack comprising React 19 for the frontend, Node.js with Express 5 for the backend REST API, PostgreSQL for data persistence, and Drizzle ORM for type-safe database operations. The system features a complete point-of-sale interface with product search, discount management, and receipt generation, comprehensive inventory management with stock adjustment auditing, role-based authentication for owners, managers, and cashiers, and rich reporting capabilities including daily sales summaries, product-level sales analytics, and dashboard visualisations using ApexCharts.</w:t>
+      </w:r>
+    </w:p>
+    <w:p>
+      <w:pPr>
+        <w:spacing w:after="120" w:before="0"/>
+        <w:jc w:val="both"/>
+      </w:pPr>
+      <w:r>
+        <w:rPr>
+          <w:rFonts w:ascii="Times New Roman" w:hAnsi="Times New Roman"/>
+          <w:b w:val="0"/>
+          <w:i w:val="0"/>
+          <w:sz w:val="24"/>
+        </w:rPr>
+        <w:t>The application follows a three-tier role-based access control model: cashiers can process sales with discount caps, managers have full access to inventory and reporting, and owners maintain administrative control over users, cashiers, and business settings. All sales are processed atomically using database transactions with row-level locking to ensure data integrity under concurrent access, and monetary values are handled using decimal arithmetic throughout to avoid floating-point precision errors.</w:t>
+      </w:r>
+    </w:p>
+    <w:p>
+      <w:pPr>
+        <w:spacing w:after="120" w:before="0"/>
+        <w:jc w:val="both"/>
+      </w:pPr>
+      <w:r>
+        <w:rPr>
+          <w:rFonts w:ascii="Times New Roman" w:hAnsi="Times New Roman"/>
+          <w:b w:val="0"/>
+          <w:i w:val="0"/>
+          <w:sz w:val="24"/>
+        </w:rPr>
+        <w:t>The system is deployed on Vercel's serverless platform with Neon PostgreSQL for production, while supporting SQLite for local development. Comprehensive testing including unit tests with Vitest, API integration tests with Supertest, and end-to-end tests with Playwright ensures system reliability. The evaluation demonstrates that Taktill POS meets all specified requirements, providing a robust, scalable, and user-friendly retail management solution suitable for deployment across East African retail businesses.</w:t>
+      </w:r>
+    </w:p>
+    <w:p>
+      <w:pPr>
+        <w:spacing w:after="120" w:before="200"/>
       </w:pPr>
       <w:r>
         <w:rPr>
@@ -1304,6 +804,95 @@
           <w:i w:val="0"/>
           <w:sz w:val="24"/>
         </w:rPr>
+        <w:t>KEYWORDS</w:t>
+      </w:r>
+    </w:p>
+    <w:p>
+      <w:pPr>
+        <w:spacing w:after="120" w:before="0"/>
+      </w:pPr>
+      <w:r>
+        <w:rPr>
+          <w:rFonts w:ascii="Times New Roman" w:hAnsi="Times New Roman"/>
+          <w:b w:val="0"/>
+          <w:i/>
+          <w:sz w:val="24"/>
+        </w:rPr>
+        <w:t>Point-of-Sale, Retail Management, React, Express, PostgreSQL, Drizzle ORM, Cloud Deployment, Role-Based Access Control, Inventory Management, Serverless</w:t>
+      </w:r>
+    </w:p>
+    <w:p>
+      <w:r>
+        <w:br w:type="page"/>
+      </w:r>
+    </w:p>
+    <w:p>
+      <w:pPr>
+        <w:spacing w:after="240" w:before="120"/>
+        <w:jc w:val="center"/>
+      </w:pPr>
+      <w:r>
+        <w:rPr>
+          <w:rFonts w:ascii="Times New Roman" w:hAnsi="Times New Roman"/>
+          <w:b/>
+          <w:i w:val="0"/>
+          <w:sz w:val="28"/>
+          <w:u w:val="none"/>
+        </w:rPr>
+        <w:t>TABLE OF CONTENTS</w:t>
+      </w:r>
+    </w:p>
+    <w:p>
+      <w:r>
+        <w:fldChar w:fldCharType="begin"/>
+        <w:instrText xml:space="preserve">TOC \o "1-3" \h \z \u</w:instrText>
+        <w:fldChar w:fldCharType="separate"/>
+        <w:fldChar w:fldCharType="end"/>
+      </w:r>
+      <w:r>
+        <w:rPr>
+          <w:rFonts w:ascii="Times New Roman" w:hAnsi="Times New Roman"/>
+          <w:i/>
+          <w:sz w:val="22"/>
+        </w:rPr>
+        <w:t>Right-click here and choose "Update Field" to generate the Table of Contents.</w:t>
+      </w:r>
+    </w:p>
+    <w:p>
+      <w:pPr>
+        <w:sectPr>
+          <w:footerReference w:type="default" r:id="rId10"/>
+          <w:pgSz w:w="12240" w:h="15840"/>
+          <w:pgMar w:top="1440" w:right="1440" w:bottom="1440" w:left="1440" w:header="720" w:footer="720" w:gutter="0"/>
+          <w:cols w:space="720"/>
+          <w:docGrid w:linePitch="360"/>
+          <w:pgNumType w:fmt="lowerRoman" w:start="1"/>
+        </w:sectPr>
+      </w:pPr>
+    </w:p>
+    <w:p>
+      <w:pPr>
+        <w:pStyle w:val="Heading1"/>
+      </w:pPr>
+      <w:r>
+        <w:rPr>
+          <w:rFonts w:ascii="Times New Roman" w:hAnsi="Times New Roman"/>
+          <w:color w:val="000000"/>
+        </w:rPr>
+        <w:t>Project Specification</w:t>
+      </w:r>
+    </w:p>
+    <w:p>
+      <w:pPr>
+        <w:spacing w:after="120" w:before="0"/>
+      </w:pPr>
+      <w:r>
+        <w:rPr>
+          <w:rFonts w:ascii="Times New Roman" w:hAnsi="Times New Roman"/>
+          <w:b/>
+          <w:i w:val="0"/>
+          <w:sz w:val="24"/>
+        </w:rPr>
         <w:t>Project Title:</w:t>
       </w:r>
     </w:p>
@@ -2106,7 +1695,7 @@
         <w:drawing>
           <wp:inline xmlns:a="http://schemas.openxmlformats.org/drawingml/2006/main" xmlns:pic="http://schemas.openxmlformats.org/drawingml/2006/picture">
             <wp:extent cx="5029200" cy="3535629"/>
-            <wp:docPr id="1" name="Picture 1"/>
+            <wp:docPr id="4" name="Picture 4"/>
             <wp:cNvGraphicFramePr>
               <a:graphicFrameLocks noChangeAspect="1"/>
             </wp:cNvGraphicFramePr>
@@ -2118,7 +1707,7 @@
                     <pic:cNvPicPr/>
                   </pic:nvPicPr>
                   <pic:blipFill>
-                    <a:blip r:embed="rId9"/>
+                    <a:blip r:embed="rId12"/>
                     <a:stretch>
                       <a:fillRect/>
                     </a:stretch>
@@ -2255,7 +1844,7 @@
         <w:drawing>
           <wp:inline xmlns:a="http://schemas.openxmlformats.org/drawingml/2006/main" xmlns:pic="http://schemas.openxmlformats.org/drawingml/2006/picture">
             <wp:extent cx="5029200" cy="1831101"/>
-            <wp:docPr id="2" name="Picture 2"/>
+            <wp:docPr id="5" name="Picture 5"/>
             <wp:cNvGraphicFramePr>
               <a:graphicFrameLocks noChangeAspect="1"/>
             </wp:cNvGraphicFramePr>
@@ -2267,7 +1856,7 @@
                     <pic:cNvPicPr/>
                   </pic:nvPicPr>
                   <pic:blipFill>
-                    <a:blip r:embed="rId10"/>
+                    <a:blip r:embed="rId13"/>
                     <a:stretch>
                       <a:fillRect/>
                     </a:stretch>
@@ -2376,7 +1965,7 @@
         <w:drawing>
           <wp:inline xmlns:a="http://schemas.openxmlformats.org/drawingml/2006/main" xmlns:pic="http://schemas.openxmlformats.org/drawingml/2006/picture">
             <wp:extent cx="5029200" cy="4020829"/>
-            <wp:docPr id="3" name="Picture 3"/>
+            <wp:docPr id="6" name="Picture 6"/>
             <wp:cNvGraphicFramePr>
               <a:graphicFrameLocks noChangeAspect="1"/>
             </wp:cNvGraphicFramePr>
@@ -2388,7 +1977,7 @@
                     <pic:cNvPicPr/>
                   </pic:nvPicPr>
                   <pic:blipFill>
-                    <a:blip r:embed="rId11"/>
+                    <a:blip r:embed="rId14"/>
                     <a:stretch>
                       <a:fillRect/>
                     </a:stretch>
@@ -3109,7 +2698,7 @@
         <w:drawing>
           <wp:inline xmlns:a="http://schemas.openxmlformats.org/drawingml/2006/main" xmlns:pic="http://schemas.openxmlformats.org/drawingml/2006/picture">
             <wp:extent cx="5029200" cy="3363388"/>
-            <wp:docPr id="4" name="Picture 4"/>
+            <wp:docPr id="7" name="Picture 7"/>
             <wp:cNvGraphicFramePr>
               <a:graphicFrameLocks noChangeAspect="1"/>
             </wp:cNvGraphicFramePr>
@@ -3121,7 +2710,7 @@
                     <pic:cNvPicPr/>
                   </pic:nvPicPr>
                   <pic:blipFill>
-                    <a:blip r:embed="rId12"/>
+                    <a:blip r:embed="rId15"/>
                     <a:stretch>
                       <a:fillRect/>
                     </a:stretch>
@@ -3234,7 +2823,7 @@
         <w:drawing>
           <wp:inline xmlns:a="http://schemas.openxmlformats.org/drawingml/2006/main" xmlns:pic="http://schemas.openxmlformats.org/drawingml/2006/picture">
             <wp:extent cx="5029200" cy="2784624"/>
-            <wp:docPr id="5" name="Picture 5"/>
+            <wp:docPr id="8" name="Picture 8"/>
             <wp:cNvGraphicFramePr>
               <a:graphicFrameLocks noChangeAspect="1"/>
             </wp:cNvGraphicFramePr>
@@ -3246,7 +2835,7 @@
                     <pic:cNvPicPr/>
                   </pic:nvPicPr>
                   <pic:blipFill>
-                    <a:blip r:embed="rId13"/>
+                    <a:blip r:embed="rId16"/>
                     <a:stretch>
                       <a:fillRect/>
                     </a:stretch>
@@ -5723,8 +5312,8 @@
       <w:r>
         <w:drawing>
           <wp:inline xmlns:a="http://schemas.openxmlformats.org/drawingml/2006/main" xmlns:pic="http://schemas.openxmlformats.org/drawingml/2006/picture">
-            <wp:extent cx="5029200" cy="2957523"/>
-            <wp:docPr id="6" name="Picture 6"/>
+            <wp:extent cx="5029200" cy="3143250"/>
+            <wp:docPr id="9" name="Picture 9"/>
             <wp:cNvGraphicFramePr>
               <a:graphicFrameLocks noChangeAspect="1"/>
             </wp:cNvGraphicFramePr>
@@ -5732,11 +5321,11 @@
               <a:graphicData uri="http://schemas.openxmlformats.org/drawingml/2006/picture">
                 <pic:pic>
                   <pic:nvPicPr>
-                    <pic:cNvPr id="0" name="pos_mockup.png"/>
+                    <pic:cNvPr id="0" name="pos_real.png"/>
                     <pic:cNvPicPr/>
                   </pic:nvPicPr>
                   <pic:blipFill>
-                    <a:blip r:embed="rId14"/>
+                    <a:blip r:embed="rId17"/>
                     <a:stretch>
                       <a:fillRect/>
                     </a:stretch>
@@ -5744,7 +5333,7 @@
                   <pic:spPr>
                     <a:xfrm>
                       <a:off x="0" y="0"/>
-                      <a:ext cx="5029200" cy="2957523"/>
+                      <a:ext cx="5029200" cy="3143250"/>
                     </a:xfrm>
                     <a:prstGeom prst="rect"/>
                   </pic:spPr>
@@ -5766,7 +5355,7 @@
           <w:i/>
           <w:sz w:val="20"/>
         </w:rPr>
-        <w:t>Figure: POS Interface Mockup</w:t>
+        <w:t>Figure: POS Interface (Live Application)</w:t>
       </w:r>
     </w:p>
     <w:p>
@@ -5776,8 +5365,8 @@
       <w:r>
         <w:drawing>
           <wp:inline xmlns:a="http://schemas.openxmlformats.org/drawingml/2006/main" xmlns:pic="http://schemas.openxmlformats.org/drawingml/2006/picture">
-            <wp:extent cx="5029200" cy="2957523"/>
-            <wp:docPr id="7" name="Picture 7"/>
+            <wp:extent cx="5029200" cy="3143250"/>
+            <wp:docPr id="10" name="Picture 10"/>
             <wp:cNvGraphicFramePr>
               <a:graphicFrameLocks noChangeAspect="1"/>
             </wp:cNvGraphicFramePr>
@@ -5785,11 +5374,11 @@
               <a:graphicData uri="http://schemas.openxmlformats.org/drawingml/2006/picture">
                 <pic:pic>
                   <pic:nvPicPr>
-                    <pic:cNvPr id="0" name="dashboard_mockup.png"/>
+                    <pic:cNvPr id="0" name="dashboard_real.png"/>
                     <pic:cNvPicPr/>
                   </pic:nvPicPr>
                   <pic:blipFill>
-                    <a:blip r:embed="rId15"/>
+                    <a:blip r:embed="rId18"/>
                     <a:stretch>
                       <a:fillRect/>
                     </a:stretch>
@@ -5797,7 +5386,7 @@
                   <pic:spPr>
                     <a:xfrm>
                       <a:off x="0" y="0"/>
-                      <a:ext cx="5029200" cy="2957523"/>
+                      <a:ext cx="5029200" cy="3143250"/>
                     </a:xfrm>
                     <a:prstGeom prst="rect"/>
                   </pic:spPr>
@@ -5819,7 +5408,7 @@
           <w:i/>
           <w:sz w:val="20"/>
         </w:rPr>
-        <w:t>Figure: Dashboard Mockup</w:t>
+        <w:t>Figure: Taktill Dashboard (Live Application)</w:t>
       </w:r>
     </w:p>
     <w:p>
@@ -6224,7 +5813,7 @@
         <w:drawing>
           <wp:inline xmlns:a="http://schemas.openxmlformats.org/drawingml/2006/main" xmlns:pic="http://schemas.openxmlformats.org/drawingml/2006/picture">
             <wp:extent cx="5029200" cy="3535629"/>
-            <wp:docPr id="8" name="Picture 8"/>
+            <wp:docPr id="11" name="Picture 11"/>
             <wp:cNvGraphicFramePr>
               <a:graphicFrameLocks noChangeAspect="1"/>
             </wp:cNvGraphicFramePr>
@@ -6236,7 +5825,7 @@
                     <pic:cNvPicPr/>
                   </pic:nvPicPr>
                   <pic:blipFill>
-                    <a:blip r:embed="rId16"/>
+                    <a:blip r:embed="rId19"/>
                     <a:stretch>
                       <a:fillRect/>
                     </a:stretch>
@@ -6456,7 +6045,7 @@
         <w:drawing>
           <wp:inline xmlns:a="http://schemas.openxmlformats.org/drawingml/2006/main" xmlns:pic="http://schemas.openxmlformats.org/drawingml/2006/picture">
             <wp:extent cx="5029200" cy="3050429"/>
-            <wp:docPr id="9" name="Picture 9"/>
+            <wp:docPr id="12" name="Picture 12"/>
             <wp:cNvGraphicFramePr>
               <a:graphicFrameLocks noChangeAspect="1"/>
             </wp:cNvGraphicFramePr>
@@ -6468,7 +6057,7 @@
                     <pic:cNvPicPr/>
                   </pic:nvPicPr>
                   <pic:blipFill>
-                    <a:blip r:embed="rId17"/>
+                    <a:blip r:embed="rId20"/>
                     <a:stretch>
                       <a:fillRect/>
                     </a:stretch>
@@ -6619,8 +6208,8 @@
       <w:r>
         <w:drawing>
           <wp:inline xmlns:a="http://schemas.openxmlformats.org/drawingml/2006/main" xmlns:pic="http://schemas.openxmlformats.org/drawingml/2006/picture">
-            <wp:extent cx="5029200" cy="2957523"/>
-            <wp:docPr id="10" name="Picture 10"/>
+            <wp:extent cx="2560320" cy="5067300"/>
+            <wp:docPr id="13" name="Picture 13"/>
             <wp:cNvGraphicFramePr>
               <a:graphicFrameLocks noChangeAspect="1"/>
             </wp:cNvGraphicFramePr>
@@ -6628,11 +6217,11 @@
               <a:graphicData uri="http://schemas.openxmlformats.org/drawingml/2006/picture">
                 <pic:pic>
                   <pic:nvPicPr>
-                    <pic:cNvPr id="0" name="pos_mockup.png"/>
+                    <pic:cNvPr id="0" name="pos_cart_real.png"/>
                     <pic:cNvPicPr/>
                   </pic:nvPicPr>
                   <pic:blipFill>
-                    <a:blip r:embed="rId14"/>
+                    <a:blip r:embed="rId21"/>
                     <a:stretch>
                       <a:fillRect/>
                     </a:stretch>
@@ -6640,7 +6229,7 @@
                   <pic:spPr>
                     <a:xfrm>
                       <a:off x="0" y="0"/>
-                      <a:ext cx="5029200" cy="2957523"/>
+                      <a:ext cx="2560320" cy="5067300"/>
                     </a:xfrm>
                     <a:prstGeom prst="rect"/>
                   </pic:spPr>
@@ -6662,7 +6251,7 @@
           <w:i/>
           <w:sz w:val="20"/>
         </w:rPr>
-        <w:t>Figure: Cart and Checkout Interface (see POS Mockup above for full layout)</w:t>
+        <w:t>Figure: Cart and Checkout Panel (Live Application)</w:t>
       </w:r>
     </w:p>
     <w:p>
@@ -6732,7 +6321,7 @@
         <w:drawing>
           <wp:inline xmlns:a="http://schemas.openxmlformats.org/drawingml/2006/main" xmlns:pic="http://schemas.openxmlformats.org/drawingml/2006/picture">
             <wp:extent cx="5029200" cy="3938404"/>
-            <wp:docPr id="11" name="Picture 11"/>
+            <wp:docPr id="14" name="Picture 14"/>
             <wp:cNvGraphicFramePr>
               <a:graphicFrameLocks noChangeAspect="1"/>
             </wp:cNvGraphicFramePr>
@@ -6744,7 +6333,7 @@
                     <pic:cNvPicPr/>
                   </pic:nvPicPr>
                   <pic:blipFill>
-                    <a:blip r:embed="rId18"/>
+                    <a:blip r:embed="rId22"/>
                     <a:stretch>
                       <a:fillRect/>
                     </a:stretch>
@@ -6868,7 +6457,7 @@
         <w:drawing>
           <wp:inline xmlns:a="http://schemas.openxmlformats.org/drawingml/2006/main" xmlns:pic="http://schemas.openxmlformats.org/drawingml/2006/picture">
             <wp:extent cx="5029200" cy="3969869"/>
-            <wp:docPr id="12" name="Picture 12"/>
+            <wp:docPr id="15" name="Picture 15"/>
             <wp:cNvGraphicFramePr>
               <a:graphicFrameLocks noChangeAspect="1"/>
             </wp:cNvGraphicFramePr>
@@ -6880,7 +6469,7 @@
                     <pic:cNvPicPr/>
                   </pic:nvPicPr>
                   <pic:blipFill>
-                    <a:blip r:embed="rId19"/>
+                    <a:blip r:embed="rId23"/>
                     <a:stretch>
                       <a:fillRect/>
                     </a:stretch>
@@ -7123,7 +6712,7 @@
         <w:drawing>
           <wp:inline xmlns:a="http://schemas.openxmlformats.org/drawingml/2006/main" xmlns:pic="http://schemas.openxmlformats.org/drawingml/2006/picture">
             <wp:extent cx="5029200" cy="3969869"/>
-            <wp:docPr id="13" name="Picture 13"/>
+            <wp:docPr id="16" name="Picture 16"/>
             <wp:cNvGraphicFramePr>
               <a:graphicFrameLocks noChangeAspect="1"/>
             </wp:cNvGraphicFramePr>
@@ -7135,7 +6724,7 @@
                     <pic:cNvPicPr/>
                   </pic:nvPicPr>
                   <pic:blipFill>
-                    <a:blip r:embed="rId19"/>
+                    <a:blip r:embed="rId23"/>
                     <a:stretch>
                       <a:fillRect/>
                     </a:stretch>
@@ -8036,7 +7625,7 @@
         <w:drawing>
           <wp:inline xmlns:a="http://schemas.openxmlformats.org/drawingml/2006/main" xmlns:pic="http://schemas.openxmlformats.org/drawingml/2006/picture">
             <wp:extent cx="5029200" cy="2632736"/>
-            <wp:docPr id="14" name="Picture 14"/>
+            <wp:docPr id="17" name="Picture 17"/>
             <wp:cNvGraphicFramePr>
               <a:graphicFrameLocks noChangeAspect="1"/>
             </wp:cNvGraphicFramePr>
@@ -8048,7 +7637,7 @@
                     <pic:cNvPicPr/>
                   </pic:nvPicPr>
                   <pic:blipFill>
-                    <a:blip r:embed="rId20"/>
+                    <a:blip r:embed="rId24"/>
                     <a:stretch>
                       <a:fillRect/>
                     </a:stretch>
@@ -9056,13 +8645,55 @@
       </w:r>
     </w:p>
     <w:sectPr>
+      <w:footerReference w:type="default" r:id="rId11"/>
       <w:pgSz w:w="12240" w:h="15840"/>
       <w:pgMar w:top="1440" w:right="1440" w:bottom="1440" w:left="1440" w:header="720" w:footer="720" w:gutter="0"/>
       <w:cols w:space="720"/>
       <w:docGrid w:linePitch="360"/>
+      <w:pgNumType w:fmt="decimal" w:start="1"/>
     </w:sectPr>
   </w:body>
 </w:document>
+</file>
+
+<file path=word/footer1.xml><?xml version="1.0" encoding="utf-8"?>
+<w:ftr xmlns:m="http://schemas.openxmlformats.org/officeDocument/2006/math" xmlns:mc="http://schemas.openxmlformats.org/markup-compatibility/2006" xmlns:mo="http://schemas.microsoft.com/office/mac/office/2008/main" xmlns:mv="urn:schemas-microsoft-com:mac:vml" xmlns:o="urn:schemas-microsoft-com:office:office" xmlns:r="http://schemas.openxmlformats.org/officeDocument/2006/relationships" xmlns:v="urn:schemas-microsoft-com:vml" xmlns:w10="urn:schemas-microsoft-com:office:word" xmlns:w14="http://schemas.microsoft.com/office/word/2010/wordml" xmlns:w="http://schemas.openxmlformats.org/wordprocessingml/2006/main" xmlns:wne="http://schemas.microsoft.com/office/word/2006/wordml" xmlns:wp14="http://schemas.microsoft.com/office/word/2010/wordprocessingDrawing" xmlns:wp="http://schemas.openxmlformats.org/drawingml/2006/wordprocessingDrawing" xmlns:wpc="http://schemas.microsoft.com/office/word/2010/wordprocessingCanvas" xmlns:wpg="http://schemas.microsoft.com/office/word/2010/wordprocessingGroup" xmlns:wpi="http://schemas.microsoft.com/office/word/2010/wordprocessingInk" xmlns:wps="http://schemas.microsoft.com/office/word/2010/wordprocessingShape" mc:Ignorable="w14 wp14">
+  <w:p>
+    <w:pPr>
+      <w:pStyle w:val="Footer"/>
+      <w:jc w:val="center"/>
+    </w:pPr>
+    <w:r>
+      <w:rPr>
+        <w:rFonts w:ascii="Times New Roman" w:hAnsi="Times New Roman"/>
+        <w:sz w:val="22"/>
+      </w:rPr>
+      <w:fldChar w:fldCharType="begin"/>
+      <w:instrText xml:space="preserve"> PAGE </w:instrText>
+      <w:fldChar w:fldCharType="end"/>
+    </w:r>
+  </w:p>
+</w:ftr>
+</file>
+
+<file path=word/footer2.xml><?xml version="1.0" encoding="utf-8"?>
+<w:ftr xmlns:m="http://schemas.openxmlformats.org/officeDocument/2006/math" xmlns:mc="http://schemas.openxmlformats.org/markup-compatibility/2006" xmlns:mo="http://schemas.microsoft.com/office/mac/office/2008/main" xmlns:mv="urn:schemas-microsoft-com:mac:vml" xmlns:o="urn:schemas-microsoft-com:office:office" xmlns:r="http://schemas.openxmlformats.org/officeDocument/2006/relationships" xmlns:v="urn:schemas-microsoft-com:vml" xmlns:w10="urn:schemas-microsoft-com:office:word" xmlns:w14="http://schemas.microsoft.com/office/word/2010/wordml" xmlns:w="http://schemas.openxmlformats.org/wordprocessingml/2006/main" xmlns:wne="http://schemas.microsoft.com/office/word/2006/wordml" xmlns:wp14="http://schemas.microsoft.com/office/word/2010/wordprocessingDrawing" xmlns:wp="http://schemas.openxmlformats.org/drawingml/2006/wordprocessingDrawing" xmlns:wpc="http://schemas.microsoft.com/office/word/2010/wordprocessingCanvas" xmlns:wpg="http://schemas.microsoft.com/office/word/2010/wordprocessingGroup" xmlns:wpi="http://schemas.microsoft.com/office/word/2010/wordprocessingInk" xmlns:wps="http://schemas.microsoft.com/office/word/2010/wordprocessingShape" mc:Ignorable="w14 wp14">
+  <w:p>
+    <w:pPr>
+      <w:pStyle w:val="Footer"/>
+      <w:jc w:val="center"/>
+    </w:pPr>
+    <w:r>
+      <w:rPr>
+        <w:rFonts w:ascii="Times New Roman" w:hAnsi="Times New Roman"/>
+        <w:sz w:val="22"/>
+      </w:rPr>
+      <w:fldChar w:fldCharType="begin"/>
+      <w:instrText xml:space="preserve"> PAGE </w:instrText>
+      <w:fldChar w:fldCharType="end"/>
+    </w:r>
+  </w:p>
+</w:ftr>
 </file>
 
 <file path=word/numbering.xml><?xml version="1.0" encoding="utf-8"?>
